--- a/cv/Mahmoud-Sharkawy-CV.docx
+++ b/cv/Mahmoud-Sharkawy-CV.docx
@@ -54,7 +54,7 @@
         </w:rPr>
         <w:t xml:space="preserve">  |  </w:t>
       </w:r>
-      <w:hyperlink w:history="1" r:id="rIdjswyzv2v1dupxy5ay8wcl">
+      <w:hyperlink w:history="1" r:id="rIdqvhiv0wvhnv0hqif4rpdn">
         <w:r>
           <w:rPr>
             <w:rStyle w:val="Hyperlink"/>
@@ -74,7 +74,7 @@
         </w:rPr>
         <w:t xml:space="preserve">  |  </w:t>
       </w:r>
-      <w:hyperlink w:history="1" r:id="rIdjkkkhs51pspv_j33moykr">
+      <w:hyperlink w:history="1" r:id="rIdg_pjj0pxgcualjx1xrekv">
         <w:r>
           <w:rPr>
             <w:rStyle w:val="Hyperlink"/>
@@ -94,7 +94,7 @@
         </w:rPr>
         <w:t xml:space="preserve">  |  </w:t>
       </w:r>
-      <w:hyperlink w:history="1" r:id="rIdapvysczcemh07cdwvjy7_">
+      <w:hyperlink w:history="1" r:id="rIdday4m4lbpqcbb7spbzz7t">
         <w:r>
           <w:rPr>
             <w:rStyle w:val="Hyperlink"/>
@@ -111,7 +111,7 @@
         <w:spacing w:after="60"/>
         <w:jc w:val="center"/>
       </w:pPr>
-      <w:hyperlink w:history="1" r:id="rIdjn3ewwqo8c2thsti0hah8">
+      <w:hyperlink w:history="1" r:id="rIdgjjyofajrvdszcbybv0s3">
         <w:r>
           <w:rPr>
             <w:rStyle w:val="Hyperlink"/>
@@ -131,7 +131,7 @@
         </w:rPr>
         <w:t xml:space="preserve">  |  </w:t>
       </w:r>
-      <w:hyperlink w:history="1" r:id="rId4ddhu0ddzywscrwjpu64s">
+      <w:hyperlink w:history="1" r:id="rIdw7nyd6ratxahslljxhurg">
         <w:r>
           <w:rPr>
             <w:rStyle w:val="Hyperlink"/>
@@ -299,7 +299,7 @@
         </w:rPr>
         <w:t xml:space="preserve">Live: </w:t>
       </w:r>
-      <w:hyperlink w:history="1" r:id="rIduquya9lnrf6aksctyfinb">
+      <w:hyperlink w:history="1" r:id="rIdp02u63say7tn759p71wo2">
         <w:r>
           <w:rPr>
             <w:rStyle w:val="Hyperlink"/>
@@ -327,7 +327,7 @@
         </w:rPr>
         <w:t xml:space="preserve">Code: </w:t>
       </w:r>
-      <w:hyperlink w:history="1" r:id="rIdw6npjekfqjeclco_un---">
+      <w:hyperlink w:history="1" r:id="rIdhs5mkxivehol3ezytvhrd">
         <w:r>
           <w:rPr>
             <w:rStyle w:val="Hyperlink"/>
@@ -446,7 +446,7 @@
         </w:rPr>
         <w:t xml:space="preserve">Live: </w:t>
       </w:r>
-      <w:hyperlink w:history="1" r:id="rIdawr7-exyvvvlvx1j9fhb5">
+      <w:hyperlink w:history="1" r:id="rIdygop4zt1waked0rpz-lmn">
         <w:r>
           <w:rPr>
             <w:rStyle w:val="Hyperlink"/>
@@ -474,7 +474,7 @@
         </w:rPr>
         <w:t xml:space="preserve">Code: </w:t>
       </w:r>
-      <w:hyperlink w:history="1" r:id="rIdznmlsnah_9himcyhijfmy">
+      <w:hyperlink w:history="1" r:id="rIdzl7ham67soabrtyj3wgkv">
         <w:r>
           <w:rPr>
             <w:rStyle w:val="Hyperlink"/>
@@ -593,7 +593,7 @@
         </w:rPr>
         <w:t xml:space="preserve">Live: </w:t>
       </w:r>
-      <w:hyperlink w:history="1" r:id="rIdu64la_vlho0yc-k77qgpe">
+      <w:hyperlink w:history="1" r:id="rIdkqm3phco_nndwcroncx_9">
         <w:r>
           <w:rPr>
             <w:rStyle w:val="Hyperlink"/>
@@ -621,7 +621,7 @@
         </w:rPr>
         <w:t xml:space="preserve">Code: </w:t>
       </w:r>
-      <w:hyperlink w:history="1" r:id="rIdxgdxx7ovfl6qqylhnkxby">
+      <w:hyperlink w:history="1" r:id="rIdpat8gdb1dnjvkoxucwsfy">
         <w:r>
           <w:rPr>
             <w:rStyle w:val="Hyperlink"/>

--- a/cv/Mahmoud-Sharkawy-CV.docx
+++ b/cv/Mahmoud-Sharkawy-CV.docx
@@ -54,7 +54,7 @@
         </w:rPr>
         <w:t xml:space="preserve">  |  </w:t>
       </w:r>
-      <w:hyperlink w:history="1" r:id="rIdqvhiv0wvhnv0hqif4rpdn">
+      <w:hyperlink w:history="1" r:id="rIdgejoezkfckut33zel5t4o">
         <w:r>
           <w:rPr>
             <w:rStyle w:val="Hyperlink"/>
@@ -74,7 +74,7 @@
         </w:rPr>
         <w:t xml:space="preserve">  |  </w:t>
       </w:r>
-      <w:hyperlink w:history="1" r:id="rIdg_pjj0pxgcualjx1xrekv">
+      <w:hyperlink w:history="1" r:id="rIdwsjux2k0xitkwa_kmhwct">
         <w:r>
           <w:rPr>
             <w:rStyle w:val="Hyperlink"/>
@@ -94,7 +94,7 @@
         </w:rPr>
         <w:t xml:space="preserve">  |  </w:t>
       </w:r>
-      <w:hyperlink w:history="1" r:id="rIdday4m4lbpqcbb7spbzz7t">
+      <w:hyperlink w:history="1" r:id="rIdz-pduiztn-foheatfoymh">
         <w:r>
           <w:rPr>
             <w:rStyle w:val="Hyperlink"/>
@@ -111,7 +111,7 @@
         <w:spacing w:after="60"/>
         <w:jc w:val="center"/>
       </w:pPr>
-      <w:hyperlink w:history="1" r:id="rIdgjjyofajrvdszcbybv0s3">
+      <w:hyperlink w:history="1" r:id="rId7pwzliqegoowo1dfgvqot">
         <w:r>
           <w:rPr>
             <w:rStyle w:val="Hyperlink"/>
@@ -131,7 +131,7 @@
         </w:rPr>
         <w:t xml:space="preserve">  |  </w:t>
       </w:r>
-      <w:hyperlink w:history="1" r:id="rIdw7nyd6ratxahslljxhurg">
+      <w:hyperlink w:history="1" r:id="rId2ktk0ox6xergo9atlymxn">
         <w:r>
           <w:rPr>
             <w:rStyle w:val="Hyperlink"/>
@@ -171,7 +171,7 @@
           <w:sz w:val="19"/>
           <w:szCs w:val="19"/>
         </w:rPr>
-        <w:t xml:space="preserve">Software Engineering student at AASTMT (expected 2028) who builds and deploys web applications with React, TypeScript and JavaScript. Completed a six-month Full Stack course at AMIT and a professional internship at GASCO. Seeking a software engineering internship or part-time role in frontend, backend or full-stack development.</w:t>
+        <w:t xml:space="preserve">Software Engineering student at AASTMT (expected 2028) who builds and deploys full-stack web apps with React, TypeScript, Node.js and MongoDB. Completed a six-month Full Stack course at AMIT and an internship at GASCO. Seeking a software engineering internship or part-time role in frontend, backend or full-stack development.</w:t>
       </w:r>
     </w:p>
     <w:p>
@@ -284,6 +284,125 @@
           <w:sz w:val="19"/>
           <w:szCs w:val="19"/>
         </w:rPr>
+        <w:t xml:space="preserve">Shella: group outing planner for Cairo</w:t>
+      </w:r>
+    </w:p>
+    <w:p>
+      <w:pPr>
+        <w:spacing w:after="20"/>
+      </w:pPr>
+      <w:r>
+        <w:rPr>
+          <w:rFonts w:ascii="Calibri" w:cs="Calibri" w:eastAsia="Calibri" w:hAnsi="Calibri"/>
+          <w:sz w:val="19"/>
+          <w:szCs w:val="19"/>
+        </w:rPr>
+        <w:t xml:space="preserve">Live: </w:t>
+      </w:r>
+      <w:hyperlink w:history="1" r:id="rIdu0k7vrhv07nwldo_dtga8">
+        <w:r>
+          <w:rPr>
+            <w:rStyle w:val="Hyperlink"/>
+            <w:rFonts w:ascii="Calibri" w:cs="Calibri" w:eastAsia="Calibri" w:hAnsi="Calibri"/>
+            <w:sz w:val="19"/>
+            <w:szCs w:val="19"/>
+          </w:rPr>
+          <w:t xml:space="preserve">shella-cairo.vercel.app</w:t>
+        </w:r>
+      </w:hyperlink>
+    </w:p>
+    <w:p>
+      <w:pPr>
+        <w:spacing w:after="20"/>
+      </w:pPr>
+      <w:r>
+        <w:rPr>
+          <w:rFonts w:ascii="Calibri" w:cs="Calibri" w:eastAsia="Calibri" w:hAnsi="Calibri"/>
+          <w:b/>
+          <w:bCs/>
+          <w:sz w:val="19"/>
+          <w:szCs w:val="19"/>
+        </w:rPr>
+        <w:t xml:space="preserve">Technologies: </w:t>
+      </w:r>
+      <w:r>
+        <w:rPr>
+          <w:rFonts w:ascii="Calibri" w:cs="Calibri" w:eastAsia="Calibri" w:hAnsi="Calibri"/>
+          <w:sz w:val="19"/>
+          <w:szCs w:val="19"/>
+        </w:rPr>
+        <w:t xml:space="preserve">Node.js, Express, MongoDB (Mongoose), JavaScript, PWA, Web Push, TensorFlow.js, Playwright, Vercel</w:t>
+      </w:r>
+    </w:p>
+    <w:p>
+      <w:pPr>
+        <w:pStyle w:val="ListParagraph"/>
+        <w:numPr>
+          <w:ilvl w:val="0"/>
+          <w:numId w:val="2"/>
+        </w:numPr>
+        <w:spacing w:after="10"/>
+      </w:pPr>
+      <w:r>
+        <w:rPr>
+          <w:rFonts w:ascii="Calibri" w:cs="Calibri" w:eastAsia="Calibri" w:hAnsi="Calibri"/>
+          <w:sz w:val="19"/>
+          <w:szCs w:val="19"/>
+        </w:rPr>
+        <w:t xml:space="preserve">Built and deployed a bilingual English/Arabic (RTL) full-stack app where friend groups join with one code, set their own budgets and vote on a plan from 172 Cairo places and real venues found through OpenStreetMap.</w:t>
+      </w:r>
+    </w:p>
+    <w:p>
+      <w:pPr>
+        <w:pStyle w:val="ListParagraph"/>
+        <w:numPr>
+          <w:ilvl w:val="0"/>
+          <w:numId w:val="2"/>
+        </w:numPr>
+        <w:spacing w:after="10"/>
+      </w:pPr>
+      <w:r>
+        <w:rPr>
+          <w:rFonts w:ascii="Calibri" w:cs="Calibri" w:eastAsia="Calibri" w:hAnsi="Calibri"/>
+          <w:sz w:val="19"/>
+          <w:szCs w:val="19"/>
+        </w:rPr>
+        <w:t xml:space="preserve">Developed group chat with polls, reactions and push notifications, plus bill splitting, ratings, photo memories and an owner dashboard.</w:t>
+      </w:r>
+    </w:p>
+    <w:p>
+      <w:pPr>
+        <w:pStyle w:val="ListParagraph"/>
+        <w:numPr>
+          <w:ilvl w:val="0"/>
+          <w:numId w:val="2"/>
+        </w:numPr>
+        <w:spacing w:after="10"/>
+      </w:pPr>
+      <w:r>
+        <w:rPr>
+          <w:rFonts w:ascii="Calibri" w:cs="Calibri" w:eastAsia="Calibri" w:hAnsi="Calibri"/>
+          <w:sz w:val="19"/>
+          <w:szCs w:val="19"/>
+        </w:rPr>
+        <w:t xml:space="preserve">Secured it with two-step login, rate limiting, field-level encryption and content moderation (TensorFlow.js image check, reports); covered it with 412 automated end-to-end checks (Playwright).</w:t>
+      </w:r>
+    </w:p>
+    <w:p>
+      <w:pPr>
+        <w:tabs>
+          <w:tab w:val="right" w:pos="10466"/>
+        </w:tabs>
+        <w:spacing w:after="10" w:before="80"/>
+      </w:pPr>
+      <w:r>
+        <w:rPr>
+          <w:rFonts w:ascii="Calibri" w:cs="Calibri" w:eastAsia="Calibri" w:hAnsi="Calibri"/>
+          <w:b/>
+          <w:bCs/>
+          <w:sz w:val="19"/>
+          <w:szCs w:val="19"/>
+        </w:rPr>
         <w:t xml:space="preserve">Ahwa: café finder for students in Cairo</w:t>
       </w:r>
     </w:p>
@@ -299,7 +418,7 @@
         </w:rPr>
         <w:t xml:space="preserve">Live: </w:t>
       </w:r>
-      <w:hyperlink w:history="1" r:id="rIdp02u63say7tn759p71wo2">
+      <w:hyperlink w:history="1" r:id="rIdatoz9oqzmk_g2qo7wda3f">
         <w:r>
           <w:rPr>
             <w:rStyle w:val="Hyperlink"/>
@@ -327,7 +446,7 @@
         </w:rPr>
         <w:t xml:space="preserve">Code: </w:t>
       </w:r>
-      <w:hyperlink w:history="1" r:id="rIdhs5mkxivehol3ezytvhrd">
+      <w:hyperlink w:history="1" r:id="rIda1p4-o36_jaackdgw4m-b">
         <w:r>
           <w:rPr>
             <w:rStyle w:val="Hyperlink"/>
@@ -377,7 +496,7 @@
           <w:sz w:val="19"/>
           <w:szCs w:val="19"/>
         </w:rPr>
-        <w:t xml:space="preserve">Built a bilingual English/Arabic web app with full right-to-left (RTL) support that maps 341 real Cairo cafés from OpenStreetMap data.</w:t>
+        <w:t xml:space="preserve">Built a bilingual English/Arabic (RTL) web app that maps 341 real Cairo cafés from OpenStreetMap data.</w:t>
       </w:r>
     </w:p>
     <w:p>
@@ -395,7 +514,7 @@
           <w:sz w:val="19"/>
           <w:szCs w:val="19"/>
         </w:rPr>
-        <w:t xml:space="preserve">Calculated live open-now status in Cairo time and added filters for Wi-Fi, outdoor seating, air conditioning, no smoking and area.</w:t>
+        <w:t xml:space="preserve">Calculated live open-now status in Cairo time, with filters for Wi-Fi, outdoor seating, air-con, smoking and area.</w:t>
       </w:r>
     </w:p>
     <w:p>
@@ -446,7 +565,7 @@
         </w:rPr>
         <w:t xml:space="preserve">Live: </w:t>
       </w:r>
-      <w:hyperlink w:history="1" r:id="rIdygop4zt1waked0rpz-lmn">
+      <w:hyperlink w:history="1" r:id="rIdq6get7n0ypuevtov5npy_">
         <w:r>
           <w:rPr>
             <w:rStyle w:val="Hyperlink"/>
@@ -474,7 +593,7 @@
         </w:rPr>
         <w:t xml:space="preserve">Code: </w:t>
       </w:r>
-      <w:hyperlink w:history="1" r:id="rIdzl7ham67soabrtyj3wgkv">
+      <w:hyperlink w:history="1" r:id="rIdxcozdqukmsqhtxmg1w2bh">
         <w:r>
           <w:rPr>
             <w:rStyle w:val="Hyperlink"/>
@@ -524,7 +643,7 @@
           <w:sz w:val="19"/>
           <w:szCs w:val="19"/>
         </w:rPr>
-        <w:t xml:space="preserve">Developed a storefront with a product catalog, category browsing, search, filters, product detail pages and a cart with live totals.</w:t>
+        <w:t xml:space="preserve">Developed a storefront with categories, search, filters, product pages and a cart with live totals.</w:t>
       </w:r>
     </w:p>
     <w:p>
@@ -565,6 +684,24 @@
     </w:p>
     <w:p>
       <w:pPr>
+        <w:pBdr>
+          <w:bottom w:val="single" w:color="222222" w:sz="6" w:space="2"/>
+        </w:pBdr>
+        <w:spacing w:after="60" w:before="160"/>
+      </w:pPr>
+      <w:r>
+        <w:rPr>
+          <w:rFonts w:ascii="Calibri" w:cs="Calibri" w:eastAsia="Calibri" w:hAnsi="Calibri"/>
+          <w:b/>
+          <w:bCs/>
+          <w:sz w:val="22"/>
+          <w:szCs w:val="22"/>
+        </w:rPr>
+        <w:t xml:space="preserve">EXPERIENCE</w:t>
+      </w:r>
+    </w:p>
+    <w:p>
+      <w:pPr>
         <w:tabs>
           <w:tab w:val="right" w:pos="10466"/>
         </w:tabs>
@@ -578,82 +715,15 @@
           <w:sz w:val="19"/>
           <w:szCs w:val="19"/>
         </w:rPr>
-        <w:t xml:space="preserve">Serenite: one-page storefront concept</w:t>
-      </w:r>
-    </w:p>
-    <w:p>
-      <w:pPr>
-        <w:spacing w:after="20"/>
-      </w:pPr>
-      <w:r>
-        <w:rPr>
-          <w:rFonts w:ascii="Calibri" w:cs="Calibri" w:eastAsia="Calibri" w:hAnsi="Calibri"/>
-          <w:sz w:val="19"/>
-          <w:szCs w:val="19"/>
-        </w:rPr>
-        <w:t xml:space="preserve">Live: </w:t>
-      </w:r>
-      <w:hyperlink w:history="1" r:id="rIdkqm3phco_nndwcroncx_9">
-        <w:r>
-          <w:rPr>
-            <w:rStyle w:val="Hyperlink"/>
-            <w:rFonts w:ascii="Calibri" w:cs="Calibri" w:eastAsia="Calibri" w:hAnsi="Calibri"/>
-            <w:sz w:val="19"/>
-            <w:szCs w:val="19"/>
-          </w:rPr>
-          <w:t xml:space="preserve">serenite-website-seven.vercel.app</w:t>
-        </w:r>
-      </w:hyperlink>
-      <w:r>
-        <w:rPr>
-          <w:rFonts w:ascii="Calibri" w:cs="Calibri" w:eastAsia="Calibri" w:hAnsi="Calibri"/>
-          <w:color w:val="666666"/>
-          <w:sz w:val="19"/>
-          <w:szCs w:val="19"/>
-        </w:rPr>
-        <w:t xml:space="preserve">  |  </w:t>
-      </w:r>
-      <w:r>
-        <w:rPr>
-          <w:rFonts w:ascii="Calibri" w:cs="Calibri" w:eastAsia="Calibri" w:hAnsi="Calibri"/>
-          <w:sz w:val="19"/>
-          <w:szCs w:val="19"/>
-        </w:rPr>
-        <w:t xml:space="preserve">Code: </w:t>
-      </w:r>
-      <w:hyperlink w:history="1" r:id="rIdpat8gdb1dnjvkoxucwsfy">
-        <w:r>
-          <w:rPr>
-            <w:rStyle w:val="Hyperlink"/>
-            <w:rFonts w:ascii="Calibri" w:cs="Calibri" w:eastAsia="Calibri" w:hAnsi="Calibri"/>
-            <w:sz w:val="19"/>
-            <w:szCs w:val="19"/>
-          </w:rPr>
-          <w:t xml:space="preserve">github.com/mahmoudsharks09/serenite-website</w:t>
-        </w:r>
-      </w:hyperlink>
-    </w:p>
-    <w:p>
-      <w:pPr>
-        <w:spacing w:after="20"/>
-      </w:pPr>
-      <w:r>
-        <w:rPr>
-          <w:rFonts w:ascii="Calibri" w:cs="Calibri" w:eastAsia="Calibri" w:hAnsi="Calibri"/>
-          <w:b/>
-          <w:bCs/>
-          <w:sz w:val="19"/>
-          <w:szCs w:val="19"/>
-        </w:rPr>
-        <w:t xml:space="preserve">Technologies: </w:t>
-      </w:r>
-      <w:r>
-        <w:rPr>
-          <w:rFonts w:ascii="Calibri" w:cs="Calibri" w:eastAsia="Calibri" w:hAnsi="Calibri"/>
-          <w:sz w:val="19"/>
-          <w:szCs w:val="19"/>
-        </w:rPr>
-        <w:t xml:space="preserve">HTML, CSS, JavaScript</w:t>
+        <w:t xml:space="preserve">Intern, GASCO (Egyptian Natural Gas Company)</w:t>
+      </w:r>
+      <w:r>
+        <w:rPr>
+          <w:rFonts w:ascii="Calibri" w:cs="Calibri" w:eastAsia="Calibri" w:hAnsi="Calibri"/>
+          <w:sz w:val="19"/>
+          <w:szCs w:val="19"/>
+        </w:rPr>
+        <w:t xml:space="preserve">	2025</w:t>
       </w:r>
     </w:p>
     <w:p>
@@ -671,25 +741,7 @@
           <w:sz w:val="19"/>
           <w:szCs w:val="19"/>
         </w:rPr>
-        <w:t xml:space="preserve">Hand-coded a responsive single-page shop with a product collection and add-to-bag flow in plain HTML, CSS and JavaScript, with no framework or build step.</w:t>
-      </w:r>
-    </w:p>
-    <w:p>
-      <w:pPr>
-        <w:pBdr>
-          <w:bottom w:val="single" w:color="222222" w:sz="6" w:space="2"/>
-        </w:pBdr>
-        <w:spacing w:after="60" w:before="160"/>
-      </w:pPr>
-      <w:r>
-        <w:rPr>
-          <w:rFonts w:ascii="Calibri" w:cs="Calibri" w:eastAsia="Calibri" w:hAnsi="Calibri"/>
-          <w:b/>
-          <w:bCs/>
-          <w:sz w:val="22"/>
-          <w:szCs w:val="22"/>
-        </w:rPr>
-        <w:t xml:space="preserve">EXPERIENCE</w:t>
+        <w:t xml:space="preserve">Completed a professional internship and received a certificate of completion.</w:t>
       </w:r>
     </w:p>
     <w:p>
@@ -707,15 +759,7 @@
           <w:sz w:val="19"/>
           <w:szCs w:val="19"/>
         </w:rPr>
-        <w:t xml:space="preserve">Intern, GASCO (Egyptian Natural Gas Company)</w:t>
-      </w:r>
-      <w:r>
-        <w:rPr>
-          <w:rFonts w:ascii="Calibri" w:cs="Calibri" w:eastAsia="Calibri" w:hAnsi="Calibri"/>
-          <w:sz w:val="19"/>
-          <w:szCs w:val="19"/>
-        </w:rPr>
-        <w:t xml:space="preserve">	2025</w:t>
+        <w:t xml:space="preserve">Freelance Web Developer, Self-employed</w:t>
       </w:r>
     </w:p>
     <w:p>
@@ -733,7 +777,7 @@
           <w:sz w:val="19"/>
           <w:szCs w:val="19"/>
         </w:rPr>
-        <w:t xml:space="preserve">Completed a professional internship and received a certificate of completion.</w:t>
+        <w:t xml:space="preserve">Built and shipped work for real-world requirements.</w:t>
       </w:r>
     </w:p>
     <w:p>
@@ -751,7 +795,15 @@
           <w:sz w:val="19"/>
           <w:szCs w:val="19"/>
         </w:rPr>
-        <w:t xml:space="preserve">Freelance Web Developer, Self-employed</w:t>
+        <w:t xml:space="preserve">Full Stack Web Development Course, AMIT</w:t>
+      </w:r>
+      <w:r>
+        <w:rPr>
+          <w:rFonts w:ascii="Calibri" w:cs="Calibri" w:eastAsia="Calibri" w:hAnsi="Calibri"/>
+          <w:sz w:val="19"/>
+          <w:szCs w:val="19"/>
+        </w:rPr>
+        <w:t xml:space="preserve">	6 months</w:t>
       </w:r>
     </w:p>
     <w:p>
@@ -769,50 +821,6 @@
           <w:sz w:val="19"/>
           <w:szCs w:val="19"/>
         </w:rPr>
-        <w:t xml:space="preserve">Built and shipped work for real-world requirements.</w:t>
-      </w:r>
-    </w:p>
-    <w:p>
-      <w:pPr>
-        <w:tabs>
-          <w:tab w:val="right" w:pos="10466"/>
-        </w:tabs>
-        <w:spacing w:after="10" w:before="80"/>
-      </w:pPr>
-      <w:r>
-        <w:rPr>
-          <w:rFonts w:ascii="Calibri" w:cs="Calibri" w:eastAsia="Calibri" w:hAnsi="Calibri"/>
-          <w:b/>
-          <w:bCs/>
-          <w:sz w:val="19"/>
-          <w:szCs w:val="19"/>
-        </w:rPr>
-        <w:t xml:space="preserve">Full Stack Web Development Course, AMIT</w:t>
-      </w:r>
-      <w:r>
-        <w:rPr>
-          <w:rFonts w:ascii="Calibri" w:cs="Calibri" w:eastAsia="Calibri" w:hAnsi="Calibri"/>
-          <w:sz w:val="19"/>
-          <w:szCs w:val="19"/>
-        </w:rPr>
-        <w:t xml:space="preserve">	6 months</w:t>
-      </w:r>
-    </w:p>
-    <w:p>
-      <w:pPr>
-        <w:pStyle w:val="ListParagraph"/>
-        <w:numPr>
-          <w:ilvl w:val="0"/>
-          <w:numId w:val="2"/>
-        </w:numPr>
-        <w:spacing w:after="10"/>
-      </w:pPr>
-      <w:r>
-        <w:rPr>
-          <w:rFonts w:ascii="Calibri" w:cs="Calibri" w:eastAsia="Calibri" w:hAnsi="Calibri"/>
-          <w:sz w:val="19"/>
-          <w:szCs w:val="19"/>
-        </w:rPr>
         <w:t xml:space="preserve">Completed a six-month full-stack development training program.</w:t>
       </w:r>
     </w:p>
@@ -877,7 +885,7 @@
           <w:sz w:val="19"/>
           <w:szCs w:val="19"/>
         </w:rPr>
-        <w:t xml:space="preserve">React, Node.js, React Router, Bootstrap, Leaflet</w:t>
+        <w:t xml:space="preserve">React, Node.js, Express, React Router, Bootstrap, Leaflet</w:t>
       </w:r>
     </w:p>
     <w:p>
@@ -900,7 +908,7 @@
           <w:sz w:val="19"/>
           <w:szCs w:val="19"/>
         </w:rPr>
-        <w:t xml:space="preserve">Git, GitHub, Vite, Vercel, VS Code, IntelliJ IDEA, Figma</w:t>
+        <w:t xml:space="preserve">Git, GitHub, Vite, Vercel, Playwright, VS Code, IntelliJ IDEA, Figma</w:t>
       </w:r>
     </w:p>
     <w:p>
@@ -923,7 +931,7 @@
           <w:sz w:val="19"/>
           <w:szCs w:val="19"/>
         </w:rPr>
-        <w:t xml:space="preserve">MySQL</w:t>
+        <w:t xml:space="preserve">MySQL, MongoDB (Mongoose)</w:t>
       </w:r>
     </w:p>
     <w:p>
@@ -946,7 +954,7 @@
           <w:sz w:val="19"/>
           <w:szCs w:val="19"/>
         </w:rPr>
-        <w:t xml:space="preserve">REST APIs, responsive web design, internationalization (RTL), role-based access control</w:t>
+        <w:t xml:space="preserve">REST APIs, responsive design, internationalization (RTL), PWAs, authentication, role-based access control, end-to-end testing</w:t>
       </w:r>
     </w:p>
     <w:p>
